--- a/local_doc_change/stress_corpus/docs/it_cindergate_054.docx
+++ b/local_doc_change/stress_corpus/docs/it_cindergate_054.docx
@@ -878,7 +878,7 @@
     </w:p>
     <w:p>
       <w:r>
-        <w:t>Where this policy conflicts with a contractual obligation, the stricter requirement applies. Training on this topic is delivered annually and tracked to completion. The identity provider is reviewed every two weeks to confirm it meets the current standard. Any incident affecting the document store is triaged by the platform team within the stated window. The customer portal is reviewed every business day to confirm it meets the current standard. All requests must be monitored and approved by the data steward before they take effect.</w:t>
+        <w:t>The mandatory security re-attestation window is 27 days from the date of assignment. Where this policy conflicts with a contractual obligation, the stricter requirement applies. Training on this topic is delivered annually and tracked to completion. The identity provider is reviewed every two weeks to confirm it meets the current standard. Any incident affecting the document store is triaged by the platform team within the stated window. The customer portal is reviewed every business day to confirm it meets the current standard. All requests must be monitored and approved by the data steward before they take effect.</w:t>
       </w:r>
     </w:p>
     <w:p>
@@ -891,37 +891,32 @@
     </w:p>
     <w:p>
       <w:r>
-        <w:t>Responsibilities and limits for printer and peripheral (part 2) are set out in this section. Any incident affecting the CI pipeline is triaged by the product manager within the stated window. Records related to this section are kept standardized and made available to a direct manager on request. Supporting runbooks are maintained alongside this document and kept least-privilege. Supporting runbooks are maintained alongside this document and kept documented.</w:t>
-      </w:r>
-    </w:p>
-    <w:p>
-      <w:r>
-        <w:t>Every change is recorded in the backup vault so that actions remain attributable. The process is tested each sprint to verify that controls operate as intended. Access to the ticketing system is granted on a reviewed basis and revoked when no longer required. Records related to this section are kept auditable and made available to a direct manager on request.</w:t>
-      </w:r>
-    </w:p>
-    <w:p>
-      <w:r>
-        <w:t>Training on this topic is delivered annually and tracked to completion. Training on this topic is delivered each sprint and tracked to completion. Staff are expected to follow this procedure without deviation unless the privacy office grants a waiver. Training on this topic is delivered each sprint and tracked to completion. Metrics for this area are reported annually and reviewed by the legal team.</w:t>
-      </w:r>
-    </w:p>
-    <w:p>
-      <w:r>
-        <w:t>Any incident affecting the production cluster is triaged by a direct manager within the stated window. Exceptions require written sign-off from the on-call engineer and are logged for audit. Non-compliance may result in escalation to the product manager and corrective action. Owners must keep the ticketing system aligned with the thresholds described in this section. The process is tested annually to verify that controls operate as intended.</w:t>
-      </w:r>
-    </w:p>
-    <w:p>
-      <w:r>
-        <w:t>Training on this topic is delivered on a rolling basis and tracked to completion. Where this policy conflicts with a contractual obligation, the stricter requirement applies. Any incident affecting the customer portal is triaged by the finance controller within the stated window. Metrics for this area are reported on a rolling basis and reviewed by the data steward. Supporting runbooks are maintained alongside this document and kept encrypted. Access to the monitoring stack is granted on a reviewed basis and revoked when no longer required.</w:t>
-      </w:r>
-    </w:p>
-    <w:p>
-      <w:r>
-        <w:t>Exceptions require written sign-off from the IT desk and are logged for audit. Access to the customer portal is granted on a reviewed basis and revoked when no longer required. Every change is recorded in the billing platform so that actions remain attributable. Access to the billing platform is granted on a least-privilege basis and revoked when no longer required. The document store is reviewed annually to confirm it meets the current standard. The process is tested twice a year to verify that controls operate as intended.</w:t>
-      </w:r>
-    </w:p>
-    <w:p>
-      <w:r>
-        <w:t>Access to the identity provider is granted on a standardized basis and revoked when no longer required. Any incident affecting the identity provider is triaged by a department head within the stated window. Access to the production cluster is granted on a standardized basis and revoked when no longer required. Every change is recorded in the identity provider so that actions remain attributable.</w:t>
+        <w:t>This part of the document covers printer and peripheral (part 2) and the controls around it. Owners must keep the identity provider aligned with the thresholds described in this section. Records related to this section are kept approved and made available to the privacy office on request. Supporting runbooks are maintained alongside this document and kept least-privilege.</w:t>
+      </w:r>
+    </w:p>
+    <w:p>
+      <w:r>
+        <w:t>The identity provider is reviewed quarterly to confirm it meets the current standard. Where this policy conflicts with a contractual obligation, the stricter requirement applies. Training on this topic is delivered each sprint and tracked to completion. Access to the ticketing system is granted on a reviewed basis and revoked when no longer required.</w:t>
+      </w:r>
+    </w:p>
+    <w:p>
+      <w:r>
+        <w:t>Exceptions require written sign-off from the legal team and are logged for audit. Metrics for this area are reported annually and reviewed by the finance controller. Training on this topic is delivered twice a year and tracked to completion. Staff are expected to follow this procedure without deviation unless the privacy office grants a waiver. Any incident affecting the identity provider is triaged by the finance controller within the stated window. Staff are expected to follow this procedure without deviation unless the privacy office grants a waiver. The identity provider is reviewed every two weeks to confirm it meets the current standard.</w:t>
+      </w:r>
+    </w:p>
+    <w:p>
+      <w:r>
+        <w:t>All requests must be monitored and approved by the on-call engineer before they take effect. All requests must be approved and approved by the support lead before they take effect. Owners must keep the ticketing system aligned with the thresholds described in this section. The process is tested annually to verify that controls operate as intended. Non-compliance may result in escalation to the finance controller and corrective action. Training on this topic is delivered twice a year and tracked to completion.</w:t>
+      </w:r>
+    </w:p>
+    <w:p>
+      <w:r>
+        <w:t>The monitoring stack is reviewed quarterly to confirm it meets the current standard. Metrics for this area are reported on a rolling basis and reviewed by the data steward. Supporting runbooks are maintained alongside this document and kept encrypted. Access to the monitoring stack is granted on a reviewed basis and revoked when no longer required. Access to the document store is granted on a monitored basis and revoked when no longer required. Every change is recorded in the document store so that actions remain attributable. The process is tested annually to verify that controls operate as intended.</w:t>
+      </w:r>
+    </w:p>
+    <w:p>
+      <w:r>
+        <w:t>Supporting runbooks are maintained alongside this document and kept least-privilege. The document store is reviewed annually to confirm it meets the current standard. The process is tested twice a year to verify that controls operate as intended. All requests must be standardized and approved by a direct manager before they take effect. Any incident affecting the identity provider is triaged by a department head within the stated window. Access to the production cluster is granted on a standardized basis and revoked when no longer required. Every change is recorded in the identity provider so that actions remain attributable.</w:t>
       </w:r>
     </w:p>
     <w:p>

--- a/local_doc_change/stress_corpus/docs/it_cindergate_054.docx
+++ b/local_doc_change/stress_corpus/docs/it_cindergate_054.docx
@@ -12,6 +12,47 @@
     </w:p>
     <w:p>
       <w:r>
+        <w:drawing>
+          <wp:inline xmlns:a="http://schemas.openxmlformats.org/drawingml/2006/main" xmlns:pic="http://schemas.openxmlformats.org/drawingml/2006/picture">
+            <wp:extent cx="4114800" cy="2571750"/>
+            <wp:docPr id="1" name="Picture 1"/>
+            <wp:cNvGraphicFramePr>
+              <a:graphicFrameLocks noChangeAspect="1"/>
+            </wp:cNvGraphicFramePr>
+            <a:graphic>
+              <a:graphicData uri="http://schemas.openxmlformats.org/drawingml/2006/picture">
+                <pic:pic>
+                  <pic:nvPicPr>
+                    <pic:cNvPr id="0" name="diagram_2.png"/>
+                    <pic:cNvPicPr/>
+                  </pic:nvPicPr>
+                  <pic:blipFill>
+                    <a:blip r:embed="rId9"/>
+                    <a:stretch>
+                      <a:fillRect/>
+                    </a:stretch>
+                  </pic:blipFill>
+                  <pic:spPr>
+                    <a:xfrm>
+                      <a:off x="0" y="0"/>
+                      <a:ext cx="4114800" cy="2571750"/>
+                    </a:xfrm>
+                    <a:prstGeom prst="rect"/>
+                  </pic:spPr>
+                </pic:pic>
+              </a:graphicData>
+            </a:graphic>
+          </wp:inline>
+        </w:drawing>
+      </w:r>
+    </w:p>
+    <w:p>
+      <w:r>
+        <w:t>Figure 3. Data lifecycle and retention diagram.</w:t>
+      </w:r>
+    </w:p>
+    <w:p>
+      <w:r>
         <w:t>This document is the official it and infrastructure policy for Cindergate. Metrics for this area are reported every business day and reviewed by the platform team. Any incident affecting the data warehouse is triaged by the compliance officer within the stated window. Training on this topic is delivered monthly and tracked to completion. The process is tested every two weeks to verify that controls operate as intended.</w:t>
       </w:r>
     </w:p>
@@ -20,75 +61,188 @@
         <w:pStyle w:val="Heading1"/>
       </w:pPr>
       <w:r>
-        <w:t>Acceptable Use</w:t>
-      </w:r>
-    </w:p>
-    <w:p>
-      <w:r>
-        <w:t>Acceptable use follows the practices outlined here and is reviewed regularly. Records related to this section are kept approved and made available to the legal team on request. Records related to this section are kept reviewed and made available to the legal team on request. Training on this topic is delivered every business day and tracked to completion. Supporting runbooks are maintained alongside this document and kept least-privilege. The process is tested quarterly to verify that controls operate as intended.</w:t>
-      </w:r>
-    </w:p>
-    <w:p>
-      <w:r>
-        <w:t>Owners must keep the document store aligned with the thresholds described in this section. Any incident affecting the data warehouse is triaged by the platform team within the stated window. Training on this topic is delivered every business day and tracked to completion. Metrics for this area are reported monthly and reviewed by the platform team. Records related to this section are kept least-privilege and made available to the on-call engineer on request. The process is tested every two weeks to verify that controls operate as intended. Training on this topic is delivered monthly and tracked to completion.</w:t>
-      </w:r>
-    </w:p>
-    <w:p>
-      <w:r>
-        <w:t>All requests must be standardized and approved by the support lead before they take effect. Exceptions require written sign-off from a department head and are logged for audit. Staff are expected to follow this procedure without deviation unless the data steward grants a waiver. The process is tested annually to verify that controls operate as intended. Metrics for this area are reported quarterly and reviewed by the people operations team. Metrics for this area are reported each sprint and reviewed by the support lead. Access to the VPN gateway is granted on a monitored basis and revoked when no longer required.</w:t>
-      </w:r>
-    </w:p>
-    <w:p>
-      <w:r>
-        <w:t>Owners must keep the billing platform aligned with the thresholds described in this section. The process is tested every business day to verify that controls operate as intended. Non-compliance may result in escalation to the compliance officer and corrective action. The process is tested monthly to verify that controls operate as intended. Exceptions require written sign-off from the people operations team and are logged for audit.</w:t>
-      </w:r>
-    </w:p>
-    <w:p>
-      <w:r>
-        <w:t>Every change is recorded in the artifact registry so that actions remain attributable. Training on this topic is delivered each sprint and tracked to completion. Metrics for this area are reported every two weeks and reviewed by a direct manager. The process is tested every business day to verify that controls operate as intended. The identity provider is reviewed monthly to confirm it meets the current standard.</w:t>
-      </w:r>
-    </w:p>
-    <w:p>
-      <w:r>
-        <w:t>Staff are expected to follow this procedure without deviation unless the support lead grants a waiver. Supporting runbooks are maintained alongside this document and kept approved. Access to the backup vault is granted on a automated basis and revoked when no longer required. Every change is recorded in the document store so that actions remain attributable. The process is tested monthly to verify that controls operate as intended.</w:t>
-      </w:r>
-    </w:p>
+        <w:t>Key Operational Parameters</w:t>
+      </w:r>
+    </w:p>
+    <w:tbl>
+      <w:tblPr>
+        <w:tblStyle w:val="LightGrid"/>
+        <w:tblW w:type="auto" w:w="0"/>
+        <w:tblLook w:firstColumn="1" w:firstRow="1" w:lastColumn="0" w:lastRow="0" w:noHBand="0" w:noVBand="1" w:val="04A0"/>
+      </w:tblPr>
+      <w:tblGrid>
+        <w:gridCol w:w="4320"/>
+        <w:gridCol w:w="4320"/>
+      </w:tblGrid>
+      <w:tr>
+        <w:tc>
+          <w:tcPr>
+            <w:tcW w:type="dxa" w:w="4320"/>
+          </w:tcPr>
+          <w:p>
+            <w:r>
+              <w:t>Parameter</w:t>
+            </w:r>
+          </w:p>
+        </w:tc>
+        <w:tc>
+          <w:tcPr>
+            <w:tcW w:type="dxa" w:w="4320"/>
+          </w:tcPr>
+          <w:p>
+            <w:r>
+              <w:t>Value</w:t>
+            </w:r>
+          </w:p>
+        </w:tc>
+      </w:tr>
+      <w:tr>
+        <w:tc>
+          <w:tcPr>
+            <w:tcW w:type="dxa" w:w="4320"/>
+          </w:tcPr>
+          <w:p>
+            <w:r>
+              <w:t>Concurrent request budget</w:t>
+            </w:r>
+          </w:p>
+        </w:tc>
+        <w:tc>
+          <w:tcPr>
+            <w:tcW w:type="dxa" w:w="4320"/>
+          </w:tcPr>
+          <w:p>
+            <w:r>
+              <w:t>160 requests</w:t>
+            </w:r>
+          </w:p>
+        </w:tc>
+      </w:tr>
+      <w:tr>
+        <w:tc>
+          <w:tcPr>
+            <w:tcW w:type="dxa" w:w="4320"/>
+          </w:tcPr>
+          <w:p>
+            <w:r>
+              <w:t>Target response time</w:t>
+            </w:r>
+          </w:p>
+        </w:tc>
+        <w:tc>
+          <w:tcPr>
+            <w:tcW w:type="dxa" w:w="4320"/>
+          </w:tcPr>
+          <w:p>
+            <w:r>
+              <w:t>8 hours</w:t>
+            </w:r>
+          </w:p>
+        </w:tc>
+      </w:tr>
+      <w:tr>
+        <w:tc>
+          <w:tcPr>
+            <w:tcW w:type="dxa" w:w="4320"/>
+          </w:tcPr>
+          <w:p>
+            <w:r>
+              <w:t>Audit sampling rate</w:t>
+            </w:r>
+          </w:p>
+        </w:tc>
+        <w:tc>
+          <w:tcPr>
+            <w:tcW w:type="dxa" w:w="4320"/>
+          </w:tcPr>
+          <w:p>
+            <w:r>
+              <w:t>5 percent</w:t>
+            </w:r>
+          </w:p>
+        </w:tc>
+      </w:tr>
+      <w:tr>
+        <w:tc>
+          <w:tcPr>
+            <w:tcW w:type="dxa" w:w="4320"/>
+          </w:tcPr>
+          <w:p>
+            <w:r>
+              <w:t>Records retention baseline</w:t>
+            </w:r>
+          </w:p>
+        </w:tc>
+        <w:tc>
+          <w:tcPr>
+            <w:tcW w:type="dxa" w:w="4320"/>
+          </w:tcPr>
+          <w:p>
+            <w:r>
+              <w:t>24 months</w:t>
+            </w:r>
+          </w:p>
+        </w:tc>
+      </w:tr>
+      <w:tr>
+        <w:tc>
+          <w:tcPr>
+            <w:tcW w:type="dxa" w:w="4320"/>
+          </w:tcPr>
+          <w:p>
+            <w:r>
+              <w:t>Quarterly completion target</w:t>
+            </w:r>
+          </w:p>
+        </w:tc>
+        <w:tc>
+          <w:tcPr>
+            <w:tcW w:type="dxa" w:w="4320"/>
+          </w:tcPr>
+          <w:p>
+            <w:r>
+              <w:t>90 percent</w:t>
+            </w:r>
+          </w:p>
+        </w:tc>
+      </w:tr>
+    </w:tbl>
     <w:p>
       <w:pPr>
         <w:pStyle w:val="Heading1"/>
       </w:pPr>
       <w:r>
-        <w:t>Device Encryption</w:t>
-      </w:r>
-    </w:p>
-    <w:p>
-      <w:r>
-        <w:t>This part of the document covers device encryption and the controls around it. Any incident affecting the document store is triaged by the finance controller within the stated window. Metrics for this area are reported twice a year and reviewed by the IT desk. Access to the data warehouse is granted on a auditable basis and revoked when no longer required. Staff are expected to follow this procedure without deviation unless the data steward grants a waiver.</w:t>
-      </w:r>
-    </w:p>
-    <w:p>
-      <w:r>
-        <w:t>Owners must keep the identity provider aligned with the thresholds described in this section. The VPN gateway is reviewed monthly to confirm it meets the current standard. Non-compliance may result in escalation to the legal team and corrective action. Owners must keep the backup vault aligned with the thresholds described in this section.</w:t>
-      </w:r>
-    </w:p>
-    <w:p>
-      <w:r>
-        <w:t>Exceptions require written sign-off from the legal team and are logged for audit. Access to the artifact registry is granted on a auditable basis and revoked when no longer required. Metrics for this area are reported every business day and reviewed by the platform team. Records related to this section are kept auditable and made available to the on-call engineer on request. Every change is recorded in the VPN gateway so that actions remain attributable. The process is tested every business day to verify that controls operate as intended. Every change is recorded in the billing platform so that actions remain attributable.</w:t>
-      </w:r>
-    </w:p>
-    <w:p>
-      <w:r>
-        <w:t>Owners must keep the data warehouse aligned with the thresholds described in this section. The VPN gateway is reviewed every business day to confirm it meets the current standard. All requests must be standardized and approved by the data steward before they take effect. Access to the billing platform is granted on a auditable basis and revoked when no longer required. Any incident affecting the identity provider is triaged by the security team within the stated window. Any incident affecting the artifact registry is triaged by a department head within the stated window.</w:t>
-      </w:r>
-    </w:p>
-    <w:p>
-      <w:r>
-        <w:t>Exceptions require written sign-off from the security team and are logged for audit. Records related to this section are kept encrypted and made available to the IT desk on request. Access to the VPN gateway is granted on a compliant basis and revoked when no longer required. Where this policy conflicts with a contractual obligation, the stricter requirement applies.</w:t>
-      </w:r>
-    </w:p>
-    <w:p>
-      <w:r>
-        <w:t>Supporting runbooks are maintained alongside this document and kept reviewed. The process is tested every business day to verify that controls operate as intended. Any incident affecting the production cluster is triaged by the platform team within the stated window. Metrics for this area are reported on a rolling basis and reviewed by the platform team. Metrics for this area are reported every business day and reviewed by the product manager. Exceptions require written sign-off from the support lead and are logged for audit. Metrics for this area are reported every business day and reviewed by a direct manager.</w:t>
+        <w:t>Acceptable Use</w:t>
+      </w:r>
+    </w:p>
+    <w:p>
+      <w:r>
+        <w:t>This part of the document covers acceptable use and the controls around it. Records related to this section are kept standardized and made available to the legal team on request. Owners must keep the customer portal aligned with the thresholds described in this section. Where this policy conflicts with a contractual obligation, the stricter requirement applies. Staff are expected to follow this procedure without deviation unless the legal team grants a waiver.</w:t>
+      </w:r>
+    </w:p>
+    <w:p>
+      <w:r>
+        <w:t>The process is tested monthly to verify that controls operate as intended. Any incident affecting the identity provider is triaged by a direct manager within the stated window. Metrics for this area are reported monthly and reviewed by the platform team. Records related to this section are kept least-privilege and made available to the on-call engineer on request. The process is tested every two weeks to verify that controls operate as intended. Training on this topic is delivered monthly and tracked to completion. Records related to this section are kept documented and made available to the platform team on request.</w:t>
+      </w:r>
+    </w:p>
+    <w:p>
+      <w:r>
+        <w:t>Any incident affecting the data warehouse is triaged by a department head within the stated window. Staff are expected to follow this procedure without deviation unless the data steward grants a waiver. The process is tested annually to verify that controls operate as intended. Metrics for this area are reported quarterly and reviewed by the people operations team. Metrics for this area are reported each sprint and reviewed by the support lead.</w:t>
+      </w:r>
+    </w:p>
+    <w:p>
+      <w:r>
+        <w:t>Records related to this section are kept compliant and made available to the compliance officer on request. Training on this topic is delivered every two weeks and tracked to completion. Non-compliance may result in escalation to the legal team and corrective action. All requests must be encrypted and approved by the finance controller before they take effect.</w:t>
+      </w:r>
+    </w:p>
+    <w:p>
+      <w:r>
+        <w:t>Every change is recorded in the artifact registry so that actions remain attributable. Where this policy conflicts with a contractual obligation, the stricter requirement applies. The process is tested on a rolling basis to verify that controls operate as intended. Staff are expected to follow this procedure without deviation unless the platform team grants a waiver. The monitoring stack is reviewed monthly to confirm it meets the current standard. Records related to this section are kept approved and made available to a direct manager on request. Any incident affecting the ticketing system is triaged by a direct manager within the stated window.</w:t>
+      </w:r>
+    </w:p>
+    <w:p>
+      <w:r>
+        <w:t>Non-compliance may result in escalation to the finance controller and corrective action. All requests must be monitored and approved by the IT desk before they take effect. Where this policy conflicts with a contractual obligation, the stricter requirement applies. Metrics for this area are reported every business day and reviewed by the support lead. Metrics for this area are reported on a rolling basis and reviewed by a direct manager. Training on this topic is delivered quarterly and tracked to completion. Where this policy conflicts with a contractual obligation, the stricter requirement applies.</w:t>
       </w:r>
     </w:p>
     <w:p>
@@ -96,37 +250,37 @@
         <w:pStyle w:val="Heading1"/>
       </w:pPr>
       <w:r>
-        <w:t>Software Approval</w:t>
-      </w:r>
-    </w:p>
-    <w:p>
-      <w:r>
-        <w:t>This section defines how software approval is governed across the organization. Records related to this section are kept approved and made available to the compliance officer on request. Any incident affecting the production cluster is triaged by the compliance officer within the stated window. Where this policy conflicts with a contractual obligation, the stricter requirement applies. Records related to this section are kept standardized and made available to the security team on request. Access to the identity provider is granted on a encrypted basis and revoked when no longer required.</w:t>
-      </w:r>
-    </w:p>
-    <w:p>
-      <w:r>
-        <w:t>The customer portal is reviewed monthly to confirm it meets the current standard. Training on this topic is delivered every business day and tracked to completion. All requests must be compliant and approved by the data steward before they take effect. Every change is recorded in the data warehouse so that actions remain attributable.</w:t>
-      </w:r>
-    </w:p>
-    <w:p>
-      <w:r>
-        <w:t>Records related to this section are kept encrypted and made available to the legal team on request. Records related to this section are kept reviewed and made available to the legal team on request. Non-compliance may result in escalation to the finance controller and corrective action. Supporting runbooks are maintained alongside this document and kept encrypted.</w:t>
-      </w:r>
-    </w:p>
-    <w:p>
-      <w:r>
-        <w:t>Supporting runbooks are maintained alongside this document and kept compliant. Access to the artifact registry is granted on a standardized basis and revoked when no longer required. Supporting runbooks are maintained alongside this document and kept monitored. The CI pipeline is reviewed twice a year to confirm it meets the current standard. Owners must keep the CI pipeline aligned with the thresholds described in this section. Supporting runbooks are maintained alongside this document and kept least-privilege. The monitoring stack is reviewed on a rolling basis to confirm it meets the current standard.</w:t>
-      </w:r>
-    </w:p>
-    <w:p>
-      <w:r>
-        <w:t>Non-compliance may result in escalation to a department head and corrective action. Non-compliance may result in escalation to the security team and corrective action. Where this policy conflicts with a contractual obligation, the stricter requirement applies. Supporting runbooks are maintained alongside this document and kept least-privilege. Training on this topic is delivered twice a year and tracked to completion. Supporting runbooks are maintained alongside this document and kept reviewed. Training on this topic is delivered annually and tracked to completion.</w:t>
-      </w:r>
-    </w:p>
-    <w:p>
-      <w:r>
-        <w:t>Records related to this section are kept encrypted and made available to the legal team on request. Supporting runbooks are maintained alongside this document and kept reviewed. Every change is recorded in the billing platform so that actions remain attributable. Where this policy conflicts with a contractual obligation, the stricter requirement applies. The CI pipeline is reviewed every two weeks to confirm it meets the current standard. The identity provider is reviewed on a rolling basis to confirm it meets the current standard. Every change is recorded in the monitoring stack so that actions remain attributable.</w:t>
+        <w:t>Device Encryption</w:t>
+      </w:r>
+    </w:p>
+    <w:p>
+      <w:r>
+        <w:t>The following standards apply to device encryption and are mandatory for all teams. Every change is recorded in the identity provider so that actions remain attributable. Non-compliance may result in escalation to the privacy office and corrective action. Where this policy conflicts with a contractual obligation, the stricter requirement applies.</w:t>
+      </w:r>
+    </w:p>
+    <w:p>
+      <w:r>
+        <w:t>Access to the backup vault is granted on a least-privilege basis and revoked when no longer required. Owners must keep the backup vault aligned with the thresholds described in this section. Owners must keep the ticketing system aligned with the thresholds described in this section. Access to the monitoring stack is granted on a auditable basis and revoked when no longer required. Exceptions require written sign-off from the on-call engineer and are logged for audit. Records related to this section are kept documented and made available to the data steward on request. Access to the data warehouse is granted on a approved basis and revoked when no longer required.</w:t>
+      </w:r>
+    </w:p>
+    <w:p>
+      <w:r>
+        <w:t>Any incident affecting the production cluster is triaged by the product manager within the stated window. Records related to this section are kept least-privilege and made available to the product manager on request. Owners must keep the VPN gateway aligned with the thresholds described in this section. Records related to this section are kept approved and made available to the data steward on request. Non-compliance may result in escalation to the security team and corrective action. Every change is recorded in the monitoring stack so that actions remain attributable.</w:t>
+      </w:r>
+    </w:p>
+    <w:p>
+      <w:r>
+        <w:t>Any incident affecting the document store is triaged by the finance controller within the stated window. Metrics for this area are reported annually and reviewed by the on-call engineer. Supporting runbooks are maintained alongside this document and kept auditable. Access to the production cluster is granted on a approved basis and revoked when no longer required. Metrics for this area are reported each sprint and reviewed by the platform team. Staff are expected to follow this procedure without deviation unless the privacy office grants a waiver. Any incident affecting the document store is triaged by the product manager within the stated window.</w:t>
+      </w:r>
+    </w:p>
+    <w:p>
+      <w:r>
+        <w:t>The data warehouse is reviewed on a rolling basis to confirm it meets the current standard. Staff are expected to follow this procedure without deviation unless the support lead grants a waiver. Records related to this section are kept approved and made available to the finance controller on request. Exceptions require written sign-off from the platform team and are logged for audit. Metrics for this area are reported every business day and reviewed by the product manager.</w:t>
+      </w:r>
+    </w:p>
+    <w:p>
+      <w:r>
+        <w:t>The process is tested every business day to verify that controls operate as intended. Metrics for this area are reported every business day and reviewed by a direct manager. The data warehouse is reviewed each sprint to confirm it meets the current standard. The process is tested every two weeks to verify that controls operate as intended. Where this policy conflicts with a contractual obligation, the stricter requirement applies.</w:t>
       </w:r>
     </w:p>
     <w:p>
@@ -134,27 +288,60 @@
         <w:pStyle w:val="Heading1"/>
       </w:pPr>
       <w:r>
+        <w:t>Software Approval</w:t>
+      </w:r>
+    </w:p>
+    <w:p>
+      <w:r>
+        <w:t>This part of the document covers software approval and the controls around it. Records related to this section are kept documented and made available to the platform team on request. Staff are expected to follow this procedure without deviation unless the privacy office grants a waiver. The customer portal is reviewed monthly to confirm it meets the current standard. Training on this topic is delivered every business day and tracked to completion. All requests must be compliant and approved by the data steward before they take effect.</w:t>
+      </w:r>
+    </w:p>
+    <w:p>
+      <w:r>
+        <w:t>The production cluster is reviewed on a rolling basis to confirm it meets the current standard. All requests must be standardized and approved by the compliance officer before they take effect. Records related to this section are kept reviewed and made available to the legal team on request. Non-compliance may result in escalation to the finance controller and corrective action. Supporting runbooks are maintained alongside this document and kept encrypted.</w:t>
+      </w:r>
+    </w:p>
+    <w:p>
+      <w:r>
+        <w:t>Supporting runbooks are maintained alongside this document and kept compliant. Access to the artifact registry is granted on a standardized basis and revoked when no longer required. Supporting runbooks are maintained alongside this document and kept monitored. The CI pipeline is reviewed twice a year to confirm it meets the current standard. Owners must keep the CI pipeline aligned with the thresholds described in this section. Supporting runbooks are maintained alongside this document and kept least-privilege. The monitoring stack is reviewed on a rolling basis to confirm it meets the current standard.</w:t>
+      </w:r>
+    </w:p>
+    <w:p>
+      <w:r>
+        <w:t>Non-compliance may result in escalation to a department head and corrective action. Non-compliance may result in escalation to the security team and corrective action. Where this policy conflicts with a contractual obligation, the stricter requirement applies. Supporting runbooks are maintained alongside this document and kept least-privilege. Training on this topic is delivered twice a year and tracked to completion. Supporting runbooks are maintained alongside this document and kept reviewed. Training on this topic is delivered annually and tracked to completion.</w:t>
+      </w:r>
+    </w:p>
+    <w:p>
+      <w:r>
+        <w:t>Records related to this section are kept encrypted and made available to the legal team on request. Supporting runbooks are maintained alongside this document and kept reviewed. Every change is recorded in the billing platform so that actions remain attributable. Where this policy conflicts with a contractual obligation, the stricter requirement applies. The CI pipeline is reviewed every two weeks to confirm it meets the current standard. The identity provider is reviewed on a rolling basis to confirm it meets the current standard. Every change is recorded in the monitoring stack so that actions remain attributable.</w:t>
+      </w:r>
+    </w:p>
+    <w:p>
+      <w:r>
+        <w:t>Metrics for this area are reported monthly and reviewed by a direct manager. Supporting runbooks are maintained alongside this document and kept approved. Non-compliance may result in escalation to the on-call engineer and corrective action. Access to the document store is granted on a documented basis and revoked when no longer required.</w:t>
+      </w:r>
+    </w:p>
+    <w:p>
+      <w:pPr>
+        <w:pStyle w:val="Heading1"/>
+      </w:pPr>
+      <w:r>
         <w:t>Account Provisioning</w:t>
       </w:r>
     </w:p>
     <w:p>
       <w:r>
-        <w:t>This section defines how account provisioning is governed across the organization. The customer portal is reviewed quarterly to confirm it meets the current standard. The customer portal is reviewed monthly to confirm it meets the current standard. Training on this topic is delivered quarterly and tracked to completion. Non-compliance may result in escalation to the platform team and corrective action. Metrics for this area are reported every two weeks and reviewed by the legal team.</w:t>
-      </w:r>
-    </w:p>
-    <w:p>
-      <w:r>
-        <w:t>Non-compliance may result in escalation to the compliance officer and corrective action. The process is tested quarterly to verify that controls operate as intended. Staff are expected to follow this procedure without deviation unless the support lead grants a waiver. Supporting runbooks are maintained alongside this document and kept automated.</w:t>
-      </w:r>
-    </w:p>
-    <w:p>
-      <w:r>
-        <w:t>Exceptions require written sign-off from the compliance officer and are logged for audit. All requests must be reviewed and approved by the support lead before they take effect. Owners must keep the production cluster aligned with the thresholds described in this section. Access to the identity provider is granted on a documented basis and revoked when no longer required. Metrics for this area are reported annually and reviewed by the legal team. Access to the backup vault is granted on a monitored basis and revoked when no longer required. The process is tested monthly to verify that controls operate as intended.</w:t>
-      </w:r>
-    </w:p>
-    <w:p>
-      <w:r>
-        <w:t>Access to the CI pipeline is granted on a encrypted basis and revoked when no longer required. Non-compliance may result in escalation to the product manager and corrective action. Exceptions require written sign-off from the IT desk and are logged for audit. Every change is recorded in the CI pipeline so that actions remain attributable.</w:t>
+        <w:t>This part of the document covers account provisioning and the controls around it. Supporting runbooks are maintained alongside this document and kept monitored. Exceptions require written sign-off from the finance controller and are logged for audit. Staff are expected to follow this procedure without deviation unless a direct manager grants a waiver. Metrics for this area are reported each sprint and reviewed by the platform team.</w:t>
+      </w:r>
+    </w:p>
+    <w:p>
+      <w:r>
+        <w:t>Access to the ticketing system is granted on a automated basis and revoked when no longer required. The process is tested each sprint to verify that controls operate as intended. Where this policy conflicts with a contractual obligation, the stricter requirement applies. Non-compliance may result in escalation to the security team and corrective action. Every change is recorded in the production cluster so that actions remain attributable. Access to the identity provider is granted on a documented basis and revoked when no longer required. Metrics for this area are reported annually and reviewed by the legal team.</w:t>
+      </w:r>
+    </w:p>
+    <w:p>
+      <w:r>
+        <w:t>Exceptions require written sign-off from the platform team and are logged for audit. The billing platform is reviewed quarterly to confirm it meets the current standard. Non-compliance may result in escalation to the product manager and corrective action. Exceptions require written sign-off from the IT desk and are logged for audit. Every change is recorded in the CI pipeline so that actions remain attributable.</w:t>
       </w:r>
     </w:p>
     <w:p>
